--- a/propuesta-bootcamp-ejecutivo-quito-2026/outputs/v2/export/propuesta-ejecutiva-en.docx
+++ b/propuesta-bootcamp-ejecutivo-quito-2026/outputs/v2/export/propuesta-ejecutiva-en.docx
@@ -690,7 +690,7 @@
           <w:sz w:val="20"/>
           <w:szCs w:val="20"/>
         </w:rPr>
-        <w:t xml:space="preserve">  •  3 hours, Easter Sunday (April 5)</w:t>
+        <w:t xml:space="preserve">  •  3 hours, Tuesday April 7, 7:00 PM (April 7)</w:t>
       </w:r>
     </w:p>
     <w:p>
@@ -2045,7 +2045,7 @@
           <w:sz w:val="20"/>
           <w:szCs w:val="20"/>
         </w:rPr>
-        <w:t xml:space="preserve">1. Reserve a spot at the free Workshop (April 5): contacto@metodologia.info</w:t>
+        <w:t xml:space="preserve">1. Reserve a spot at the free Workshop (April 7): contacto@metodologia.info</w:t>
       </w:r>
     </w:p>
     <w:p>

--- a/propuesta-bootcamp-ejecutivo-quito-2026/outputs/v2/export/propuesta-ejecutiva-en.docx
+++ b/propuesta-bootcamp-ejecutivo-quito-2026/outputs/v2/export/propuesta-ejecutiva-en.docx
@@ -718,7 +718,7 @@
           <w:sz w:val="20"/>
           <w:szCs w:val="20"/>
         </w:rPr>
-        <w:t xml:space="preserve">  •  13 spots. No economic investment</w:t>
+        <w:t xml:space="preserve">  •  13 spots. No economic investment. Also available Saturday: 9AM-12PM or 2PM-5PM</w:t>
       </w:r>
     </w:p>
     <w:p>

--- a/propuesta-bootcamp-ejecutivo-quito-2026/outputs/v2/export/propuesta-ejecutiva-en.docx
+++ b/propuesta-bootcamp-ejecutivo-quito-2026/outputs/v2/export/propuesta-ejecutiva-en.docx
@@ -295,11 +295,12 @@
       <w:tblGrid>
         <w:gridCol w:w="100"/>
         <w:gridCol w:w="100"/>
+        <w:gridCol w:w="100"/>
       </w:tblGrid>
       <w:tr>
         <w:tc>
           <w:tcPr>
-            <w:tcW w:type="dxa" w:w="4500"/>
+            <w:tcW w:type="dxa" w:w="3000"/>
             <w:shd w:fill="0B2545" w:color="auto" w:val="clear"/>
           </w:tcPr>
           <w:p>
@@ -315,13 +316,13 @@
                 <w:sz w:val="18"/>
                 <w:szCs w:val="18"/>
               </w:rPr>
-              <w:t xml:space="preserve">Aspect</w:t>
-            </w:r>
-          </w:p>
-        </w:tc>
-        <w:tc>
-          <w:tcPr>
-            <w:tcW w:type="dxa" w:w="4500"/>
+              <w:t xml:space="preserve">#</w:t>
+            </w:r>
+          </w:p>
+        </w:tc>
+        <w:tc>
+          <w:tcPr>
+            <w:tcW w:type="dxa" w:w="3000"/>
             <w:shd w:fill="0B2545" w:color="auto" w:val="clear"/>
           </w:tcPr>
           <w:p>
@@ -337,7 +338,29 @@
                 <w:sz w:val="18"/>
                 <w:szCs w:val="18"/>
               </w:rPr>
-              <w:t xml:space="preserve">Detail</w:t>
+              <w:t xml:space="preserve">What you take home</w:t>
+            </w:r>
+          </w:p>
+        </w:tc>
+        <w:tc>
+          <w:tcPr>
+            <w:tcW w:type="dxa" w:w="3000"/>
+            <w:shd w:fill="0B2545" w:color="auto" w:val="clear"/>
+          </w:tcPr>
+          <w:p>
+            <w:pPr>
+              <w:spacing w:after="40" w:before="40"/>
+            </w:pPr>
+            <w:r>
+              <w:rPr>
+                <w:rFonts w:ascii="Arial" w:cs="Arial" w:eastAsia="Arial" w:hAnsi="Arial"/>
+                <w:b/>
+                <w:bCs/>
+                <w:color w:val="FFFFFF"/>
+                <w:sz w:val="18"/>
+                <w:szCs w:val="18"/>
+              </w:rPr>
+              <w:t xml:space="preserve">What it is exactly</w:t>
             </w:r>
           </w:p>
         </w:tc>
@@ -345,43 +368,64 @@
       <w:tr>
         <w:tc>
           <w:tcPr>
-            <w:tcW w:type="dxa" w:w="4500"/>
-          </w:tcPr>
-          <w:p>
-            <w:pPr>
-              <w:spacing w:after="40" w:before="40"/>
-            </w:pPr>
-            <w:r>
-              <w:rPr>
-                <w:rFonts w:ascii="Trebuchet MS" w:cs="Trebuchet MS" w:eastAsia="Trebuchet MS" w:hAnsi="Trebuchet MS"/>
-                <w:b w:val="false"/>
-                <w:bCs w:val="false"/>
-                <w:color w:val="1F2833"/>
-                <w:sz w:val="18"/>
-                <w:szCs w:val="18"/>
-              </w:rPr>
-              <w:t xml:space="preserve">What you receive</w:t>
-            </w:r>
-          </w:p>
-        </w:tc>
-        <w:tc>
-          <w:tcPr>
-            <w:tcW w:type="dxa" w:w="4500"/>
-          </w:tcPr>
-          <w:p>
-            <w:pPr>
-              <w:spacing w:after="40" w:before="40"/>
-            </w:pPr>
-            <w:r>
-              <w:rPr>
-                <w:rFonts w:ascii="Trebuchet MS" w:cs="Trebuchet MS" w:eastAsia="Trebuchet MS" w:hAnsi="Trebuchet MS"/>
-                <w:b w:val="false"/>
-                <w:bCs w:val="false"/>
-                <w:color w:val="1F2833"/>
-                <w:sz w:val="18"/>
-                <w:szCs w:val="18"/>
-              </w:rPr>
-              <w:t xml:space="preserve">Pristino Agent + 13 AI assistants + digital second brain (NotebookLM)</w:t>
+            <w:tcW w:type="dxa" w:w="3000"/>
+          </w:tcPr>
+          <w:p>
+            <w:pPr>
+              <w:spacing w:after="40" w:before="40"/>
+            </w:pPr>
+            <w:r>
+              <w:rPr>
+                <w:rFonts w:ascii="Trebuchet MS" w:cs="Trebuchet MS" w:eastAsia="Trebuchet MS" w:hAnsi="Trebuchet MS"/>
+                <w:b w:val="false"/>
+                <w:bCs w:val="false"/>
+                <w:color w:val="1F2833"/>
+                <w:sz w:val="18"/>
+                <w:szCs w:val="18"/>
+              </w:rPr>
+              <w:t xml:space="preserve">1</w:t>
+            </w:r>
+          </w:p>
+        </w:tc>
+        <w:tc>
+          <w:tcPr>
+            <w:tcW w:type="dxa" w:w="3000"/>
+          </w:tcPr>
+          <w:p>
+            <w:pPr>
+              <w:spacing w:after="40" w:before="40"/>
+            </w:pPr>
+            <w:r>
+              <w:rPr>
+                <w:rFonts w:ascii="Trebuchet MS" w:cs="Trebuchet MS" w:eastAsia="Trebuchet MS" w:hAnsi="Trebuchet MS"/>
+                <w:b w:val="false"/>
+                <w:bCs w:val="false"/>
+                <w:color w:val="1F2833"/>
+                <w:sz w:val="18"/>
+                <w:szCs w:val="18"/>
+              </w:rPr>
+              <w:t xml:space="preserve">1 personal agent</w:t>
+            </w:r>
+          </w:p>
+        </w:tc>
+        <w:tc>
+          <w:tcPr>
+            <w:tcW w:type="dxa" w:w="3000"/>
+          </w:tcPr>
+          <w:p>
+            <w:pPr>
+              <w:spacing w:after="40" w:before="40"/>
+            </w:pPr>
+            <w:r>
+              <w:rPr>
+                <w:rFonts w:ascii="Trebuchet MS" w:cs="Trebuchet MS" w:eastAsia="Trebuchet MS" w:hAnsi="Trebuchet MS"/>
+                <w:b w:val="false"/>
+                <w:bCs w:val="false"/>
+                <w:color w:val="1F2833"/>
+                <w:sz w:val="18"/>
+                <w:szCs w:val="18"/>
+              </w:rPr>
+              <w:t xml:space="preserve">Pristino: Open Source, Javier Montano's work, yours forever</w:t>
             </w:r>
           </w:p>
         </w:tc>
@@ -389,7 +433,7 @@
       <w:tr>
         <w:tc>
           <w:tcPr>
-            <w:tcW w:type="dxa" w:w="4500"/>
+            <w:tcW w:type="dxa" w:w="3000"/>
             <w:shd w:fill="F8F9FC" w:color="auto" w:val="clear"/>
           </w:tcPr>
           <w:p>
@@ -405,13 +449,13 @@
                 <w:sz w:val="18"/>
                 <w:szCs w:val="18"/>
               </w:rPr>
-              <w:t xml:space="preserve">Duration</w:t>
-            </w:r>
-          </w:p>
-        </w:tc>
-        <w:tc>
-          <w:tcPr>
-            <w:tcW w:type="dxa" w:w="4500"/>
+              <w:t xml:space="preserve">2</w:t>
+            </w:r>
+          </w:p>
+        </w:tc>
+        <w:tc>
+          <w:tcPr>
+            <w:tcW w:type="dxa" w:w="3000"/>
             <w:shd w:fill="F8F9FC" w:color="auto" w:val="clear"/>
           </w:tcPr>
           <w:p>
@@ -427,7 +471,29 @@
                 <w:sz w:val="18"/>
                 <w:szCs w:val="18"/>
               </w:rPr>
-              <w:t xml:space="preserve">20 hours over 4-10 weeks</w:t>
+              <w:t xml:space="preserve">13 specialized AI assistants</w:t>
+            </w:r>
+          </w:p>
+        </w:tc>
+        <w:tc>
+          <w:tcPr>
+            <w:tcW w:type="dxa" w:w="3000"/>
+            <w:shd w:fill="F8F9FC" w:color="auto" w:val="clear"/>
+          </w:tcPr>
+          <w:p>
+            <w:pPr>
+              <w:spacing w:after="40" w:before="40"/>
+            </w:pPr>
+            <w:r>
+              <w:rPr>
+                <w:rFonts w:ascii="Trebuchet MS" w:cs="Trebuchet MS" w:eastAsia="Trebuchet MS" w:hAnsi="Trebuchet MS"/>
+                <w:b w:val="false"/>
+                <w:bCs w:val="false"/>
+                <w:color w:val="1F2833"/>
+                <w:sz w:val="18"/>
+                <w:szCs w:val="18"/>
+              </w:rPr>
+              <w:t xml:space="preserve">For workflows from day 1. Learn to use them better than the public</w:t>
             </w:r>
           </w:p>
         </w:tc>
@@ -435,43 +501,64 @@
       <w:tr>
         <w:tc>
           <w:tcPr>
-            <w:tcW w:type="dxa" w:w="4500"/>
-          </w:tcPr>
-          <w:p>
-            <w:pPr>
-              <w:spacing w:after="40" w:before="40"/>
-            </w:pPr>
-            <w:r>
-              <w:rPr>
-                <w:rFonts w:ascii="Trebuchet MS" w:cs="Trebuchet MS" w:eastAsia="Trebuchet MS" w:hAnsi="Trebuchet MS"/>
-                <w:b w:val="false"/>
-                <w:bCs w:val="false"/>
-                <w:color w:val="1F2833"/>
-                <w:sz w:val="18"/>
-                <w:szCs w:val="18"/>
-              </w:rPr>
-              <w:t xml:space="preserve">Format</w:t>
-            </w:r>
-          </w:p>
-        </w:tc>
-        <w:tc>
-          <w:tcPr>
-            <w:tcW w:type="dxa" w:w="4500"/>
-          </w:tcPr>
-          <w:p>
-            <w:pPr>
-              <w:spacing w:after="40" w:before="40"/>
-            </w:pPr>
-            <w:r>
-              <w:rPr>
-                <w:rFonts w:ascii="Trebuchet MS" w:cs="Trebuchet MS" w:eastAsia="Trebuchet MS" w:hAnsi="Trebuchet MS"/>
-                <w:b w:val="false"/>
-                <w:bCs w:val="false"/>
-                <w:color w:val="1F2833"/>
-                <w:sz w:val="18"/>
-                <w:szCs w:val="18"/>
-              </w:rPr>
-              <w:t xml:space="preserve">Solo (1:1), Duo (2 people) or Trio (3 people)</w:t>
+            <w:tcW w:type="dxa" w:w="3000"/>
+          </w:tcPr>
+          <w:p>
+            <w:pPr>
+              <w:spacing w:after="40" w:before="40"/>
+            </w:pPr>
+            <w:r>
+              <w:rPr>
+                <w:rFonts w:ascii="Trebuchet MS" w:cs="Trebuchet MS" w:eastAsia="Trebuchet MS" w:hAnsi="Trebuchet MS"/>
+                <w:b w:val="false"/>
+                <w:bCs w:val="false"/>
+                <w:color w:val="1F2833"/>
+                <w:sz w:val="18"/>
+                <w:szCs w:val="18"/>
+              </w:rPr>
+              <w:t xml:space="preserve">3</w:t>
+            </w:r>
+          </w:p>
+        </w:tc>
+        <w:tc>
+          <w:tcPr>
+            <w:tcW w:type="dxa" w:w="3000"/>
+          </w:tcPr>
+          <w:p>
+            <w:pPr>
+              <w:spacing w:after="40" w:before="40"/>
+            </w:pPr>
+            <w:r>
+              <w:rPr>
+                <w:rFonts w:ascii="Trebuchet MS" w:cs="Trebuchet MS" w:eastAsia="Trebuchet MS" w:hAnsi="Trebuchet MS"/>
+                <w:b w:val="false"/>
+                <w:bCs w:val="false"/>
+                <w:color w:val="1F2833"/>
+                <w:sz w:val="18"/>
+                <w:szCs w:val="18"/>
+              </w:rPr>
+              <w:t xml:space="preserve">1 Playbook</w:t>
+            </w:r>
+          </w:p>
+        </w:tc>
+        <w:tc>
+          <w:tcPr>
+            <w:tcW w:type="dxa" w:w="3000"/>
+          </w:tcPr>
+          <w:p>
+            <w:pPr>
+              <w:spacing w:after="40" w:before="40"/>
+            </w:pPr>
+            <w:r>
+              <w:rPr>
+                <w:rFonts w:ascii="Trebuchet MS" w:cs="Trebuchet MS" w:eastAsia="Trebuchet MS" w:hAnsi="Trebuchet MS"/>
+                <w:b w:val="false"/>
+                <w:bCs w:val="false"/>
+                <w:color w:val="1F2833"/>
+                <w:sz w:val="18"/>
+                <w:szCs w:val="18"/>
+              </w:rPr>
+              <w:t xml:space="preserve">"How to Lead in the AI Era". Practical guide, no technicians needed</w:t>
             </w:r>
           </w:p>
         </w:tc>
@@ -479,7 +566,7 @@
       <w:tr>
         <w:tc>
           <w:tcPr>
-            <w:tcW w:type="dxa" w:w="4500"/>
+            <w:tcW w:type="dxa" w:w="3000"/>
             <w:shd w:fill="F8F9FC" w:color="auto" w:val="clear"/>
           </w:tcPr>
           <w:p>
@@ -495,13 +582,13 @@
                 <w:sz w:val="18"/>
                 <w:szCs w:val="18"/>
               </w:rPr>
-              <w:t xml:space="preserve">Sessions</w:t>
-            </w:r>
-          </w:p>
-        </w:tc>
-        <w:tc>
-          <w:tcPr>
-            <w:tcW w:type="dxa" w:w="4500"/>
+              <w:t xml:space="preserve">4</w:t>
+            </w:r>
+          </w:p>
+        </w:tc>
+        <w:tc>
+          <w:tcPr>
+            <w:tcW w:type="dxa" w:w="3000"/>
             <w:shd w:fill="F8F9FC" w:color="auto" w:val="clear"/>
           </w:tcPr>
           <w:p>
@@ -517,7 +604,29 @@
                 <w:sz w:val="18"/>
                 <w:szCs w:val="18"/>
               </w:rPr>
-              <w:t xml:space="preserve">9 co-creation sessions with facilitator</w:t>
+              <w:t xml:space="preserve">2 prompt libraries</w:t>
+            </w:r>
+          </w:p>
+        </w:tc>
+        <w:tc>
+          <w:tcPr>
+            <w:tcW w:type="dxa" w:w="3000"/>
+            <w:shd w:fill="F8F9FC" w:color="auto" w:val="clear"/>
+          </w:tcPr>
+          <w:p>
+            <w:pPr>
+              <w:spacing w:after="40" w:before="40"/>
+            </w:pPr>
+            <w:r>
+              <w:rPr>
+                <w:rFonts w:ascii="Trebuchet MS" w:cs="Trebuchet MS" w:eastAsia="Trebuchet MS" w:hAnsi="Trebuchet MS"/>
+                <w:b w:val="false"/>
+                <w:bCs w:val="false"/>
+                <w:color w:val="1F2833"/>
+                <w:sz w:val="18"/>
+                <w:szCs w:val="18"/>
+              </w:rPr>
+              <w:t xml:space="preserve">Universal + Executive (strategy, decisions, delegation, reports)</w:t>
             </w:r>
           </w:p>
         </w:tc>
@@ -525,48 +634,216 @@
       <w:tr>
         <w:tc>
           <w:tcPr>
-            <w:tcW w:type="dxa" w:w="4500"/>
-          </w:tcPr>
-          <w:p>
-            <w:pPr>
-              <w:spacing w:after="40" w:before="40"/>
-            </w:pPr>
-            <w:r>
-              <w:rPr>
-                <w:rFonts w:ascii="Trebuchet MS" w:cs="Trebuchet MS" w:eastAsia="Trebuchet MS" w:hAnsi="Trebuchet MS"/>
-                <w:b w:val="false"/>
-                <w:bCs w:val="false"/>
-                <w:color w:val="1F2833"/>
-                <w:sz w:val="18"/>
-                <w:szCs w:val="18"/>
-              </w:rPr>
-              <w:t xml:space="preserve">Outcome</w:t>
-            </w:r>
-          </w:p>
-        </w:tc>
-        <w:tc>
-          <w:tcPr>
-            <w:tcW w:type="dxa" w:w="4500"/>
-          </w:tcPr>
-          <w:p>
-            <w:pPr>
-              <w:spacing w:after="40" w:before="40"/>
-            </w:pPr>
-            <w:r>
-              <w:rPr>
-                <w:rFonts w:ascii="Trebuchet MS" w:cs="Trebuchet MS" w:eastAsia="Trebuchet MS" w:hAnsi="Trebuchet MS"/>
-                <w:b w:val="false"/>
-                <w:bCs w:val="false"/>
-                <w:color w:val="1F2833"/>
-                <w:sz w:val="18"/>
-                <w:szCs w:val="18"/>
-              </w:rPr>
-              <w:t xml:space="preserve">Functional agentic system, operating with your real work context</w:t>
+            <w:tcW w:type="dxa" w:w="3000"/>
+          </w:tcPr>
+          <w:p>
+            <w:pPr>
+              <w:spacing w:after="40" w:before="40"/>
+            </w:pPr>
+            <w:r>
+              <w:rPr>
+                <w:rFonts w:ascii="Trebuchet MS" w:cs="Trebuchet MS" w:eastAsia="Trebuchet MS" w:hAnsi="Trebuchet MS"/>
+                <w:b w:val="false"/>
+                <w:bCs w:val="false"/>
+                <w:color w:val="1F2833"/>
+                <w:sz w:val="18"/>
+                <w:szCs w:val="18"/>
+              </w:rPr>
+              <w:t xml:space="preserve">5</w:t>
+            </w:r>
+          </w:p>
+        </w:tc>
+        <w:tc>
+          <w:tcPr>
+            <w:tcW w:type="dxa" w:w="3000"/>
+          </w:tcPr>
+          <w:p>
+            <w:pPr>
+              <w:spacing w:after="40" w:before="40"/>
+            </w:pPr>
+            <w:r>
+              <w:rPr>
+                <w:rFonts w:ascii="Trebuchet MS" w:cs="Trebuchet MS" w:eastAsia="Trebuchet MS" w:hAnsi="Trebuchet MS"/>
+                <w:b w:val="false"/>
+                <w:bCs w:val="false"/>
+                <w:color w:val="1F2833"/>
+                <w:sz w:val="18"/>
+                <w:szCs w:val="18"/>
+              </w:rPr>
+              <w:t xml:space="preserve">1 digital second brain</w:t>
+            </w:r>
+          </w:p>
+        </w:tc>
+        <w:tc>
+          <w:tcPr>
+            <w:tcW w:type="dxa" w:w="3000"/>
+          </w:tcPr>
+          <w:p>
+            <w:pPr>
+              <w:spacing w:after="40" w:before="40"/>
+            </w:pPr>
+            <w:r>
+              <w:rPr>
+                <w:rFonts w:ascii="Trebuchet MS" w:cs="Trebuchet MS" w:eastAsia="Trebuchet MS" w:hAnsi="Trebuchet MS"/>
+                <w:b w:val="false"/>
+                <w:bCs w:val="false"/>
+                <w:color w:val="1F2833"/>
+                <w:sz w:val="18"/>
+                <w:szCs w:val="18"/>
+              </w:rPr>
+              <w:t xml:space="preserve">NotebookLM as your 24/7 external memory</w:t>
+            </w:r>
+          </w:p>
+        </w:tc>
+      </w:tr>
+      <w:tr>
+        <w:tc>
+          <w:tcPr>
+            <w:tcW w:type="dxa" w:w="3000"/>
+            <w:shd w:fill="F8F9FC" w:color="auto" w:val="clear"/>
+          </w:tcPr>
+          <w:p>
+            <w:pPr>
+              <w:spacing w:after="40" w:before="40"/>
+            </w:pPr>
+            <w:r>
+              <w:rPr>
+                <w:rFonts w:ascii="Trebuchet MS" w:cs="Trebuchet MS" w:eastAsia="Trebuchet MS" w:hAnsi="Trebuchet MS"/>
+                <w:b w:val="false"/>
+                <w:bCs w:val="false"/>
+                <w:color w:val="1F2833"/>
+                <w:sz w:val="18"/>
+                <w:szCs w:val="18"/>
+              </w:rPr>
+              <w:t xml:space="preserve">6</w:t>
+            </w:r>
+          </w:p>
+        </w:tc>
+        <w:tc>
+          <w:tcPr>
+            <w:tcW w:type="dxa" w:w="3000"/>
+            <w:shd w:fill="F8F9FC" w:color="auto" w:val="clear"/>
+          </w:tcPr>
+          <w:p>
+            <w:pPr>
+              <w:spacing w:after="40" w:before="40"/>
+            </w:pPr>
+            <w:r>
+              <w:rPr>
+                <w:rFonts w:ascii="Trebuchet MS" w:cs="Trebuchet MS" w:eastAsia="Trebuchet MS" w:hAnsi="Trebuchet MS"/>
+                <w:b w:val="false"/>
+                <w:bCs w:val="false"/>
+                <w:color w:val="1F2833"/>
+                <w:sz w:val="18"/>
+                <w:szCs w:val="18"/>
+              </w:rPr>
+              <w:t xml:space="preserve">9 co-creation sessions</w:t>
+            </w:r>
+          </w:p>
+        </w:tc>
+        <w:tc>
+          <w:tcPr>
+            <w:tcW w:type="dxa" w:w="3000"/>
+            <w:shd w:fill="F8F9FC" w:color="auto" w:val="clear"/>
+          </w:tcPr>
+          <w:p>
+            <w:pPr>
+              <w:spacing w:after="40" w:before="40"/>
+            </w:pPr>
+            <w:r>
+              <w:rPr>
+                <w:rFonts w:ascii="Trebuchet MS" w:cs="Trebuchet MS" w:eastAsia="Trebuchet MS" w:hAnsi="Trebuchet MS"/>
+                <w:b w:val="false"/>
+                <w:bCs w:val="false"/>
+                <w:color w:val="1F2833"/>
+                <w:sz w:val="18"/>
+                <w:szCs w:val="18"/>
+              </w:rPr>
+              <w:t xml:space="preserve">2h each, we build together with your real context</w:t>
+            </w:r>
+          </w:p>
+        </w:tc>
+      </w:tr>
+      <w:tr>
+        <w:tc>
+          <w:tcPr>
+            <w:tcW w:type="dxa" w:w="3000"/>
+          </w:tcPr>
+          <w:p>
+            <w:pPr>
+              <w:spacing w:after="40" w:before="40"/>
+            </w:pPr>
+            <w:r>
+              <w:rPr>
+                <w:rFonts w:ascii="Trebuchet MS" w:cs="Trebuchet MS" w:eastAsia="Trebuchet MS" w:hAnsi="Trebuchet MS"/>
+                <w:b w:val="false"/>
+                <w:bCs w:val="false"/>
+                <w:color w:val="1F2833"/>
+                <w:sz w:val="18"/>
+                <w:szCs w:val="18"/>
+              </w:rPr>
+              <w:t xml:space="preserve">7</w:t>
+            </w:r>
+          </w:p>
+        </w:tc>
+        <w:tc>
+          <w:tcPr>
+            <w:tcW w:type="dxa" w:w="3000"/>
+          </w:tcPr>
+          <w:p>
+            <w:pPr>
+              <w:spacing w:after="40" w:before="40"/>
+            </w:pPr>
+            <w:r>
+              <w:rPr>
+                <w:rFonts w:ascii="Trebuchet MS" w:cs="Trebuchet MS" w:eastAsia="Trebuchet MS" w:hAnsi="Trebuchet MS"/>
+                <w:b w:val="false"/>
+                <w:bCs w:val="false"/>
+                <w:color w:val="1F2833"/>
+                <w:sz w:val="18"/>
+                <w:szCs w:val="18"/>
+              </w:rPr>
+              <w:t xml:space="preserve">1 Virtual Campus</w:t>
+            </w:r>
+          </w:p>
+        </w:tc>
+        <w:tc>
+          <w:tcPr>
+            <w:tcW w:type="dxa" w:w="3000"/>
+          </w:tcPr>
+          <w:p>
+            <w:pPr>
+              <w:spacing w:after="40" w:before="40"/>
+            </w:pPr>
+            <w:r>
+              <w:rPr>
+                <w:rFonts w:ascii="Trebuchet MS" w:cs="Trebuchet MS" w:eastAsia="Trebuchet MS" w:hAnsi="Trebuchet MS"/>
+                <w:b w:val="false"/>
+                <w:bCs w:val="false"/>
+                <w:color w:val="1F2833"/>
+                <w:sz w:val="18"/>
+                <w:szCs w:val="18"/>
+              </w:rPr>
+              <w:t xml:space="preserve">Resources, updates, community (1 month included)</w:t>
             </w:r>
           </w:p>
         </w:tc>
       </w:tr>
     </w:tbl>
+    <w:p>
+      <w:pPr>
+        <w:spacing w:after="80"/>
+      </w:pPr>
+      <w:r>
+        <w:rPr>
+          <w:rFonts w:ascii="Trebuchet MS" w:cs="Trebuchet MS" w:eastAsia="Trebuchet MS" w:hAnsi="Trebuchet MS"/>
+          <w:color w:val="1F2833"/>
+          <w:sz w:val="20"/>
+          <w:szCs w:val="20"/>
+        </w:rPr>
+        <w:t xml:space="preserve">Format: Solo (1:1), Duo (2) or Trio (3). Duration: 20h over 4-10 weeks.</w:t>
+      </w:r>
+    </w:p>
     <w:p>
       <w:pPr>
         <w:pStyle w:val="Heading3"/>

--- a/propuesta-bootcamp-ejecutivo-quito-2026/outputs/v2/export/propuesta-ejecutiva-en.docx
+++ b/propuesta-bootcamp-ejecutivo-quito-2026/outputs/v2/export/propuesta-ejecutiva-en.docx
@@ -829,6 +829,139 @@
           </w:p>
         </w:tc>
       </w:tr>
+      <w:tr>
+        <w:tc>
+          <w:tcPr>
+            <w:tcW w:type="dxa" w:w="3000"/>
+            <w:shd w:fill="F8F9FC" w:color="auto" w:val="clear"/>
+          </w:tcPr>
+          <w:p>
+            <w:pPr>
+              <w:spacing w:after="40" w:before="40"/>
+            </w:pPr>
+            <w:r>
+              <w:rPr>
+                <w:rFonts w:ascii="Trebuchet MS" w:cs="Trebuchet MS" w:eastAsia="Trebuchet MS" w:hAnsi="Trebuchet MS"/>
+                <w:b w:val="false"/>
+                <w:bCs w:val="false"/>
+                <w:color w:val="1F2833"/>
+                <w:sz w:val="18"/>
+                <w:szCs w:val="18"/>
+              </w:rPr>
+              <w:t xml:space="preserve">8</w:t>
+            </w:r>
+          </w:p>
+        </w:tc>
+        <w:tc>
+          <w:tcPr>
+            <w:tcW w:type="dxa" w:w="3000"/>
+            <w:shd w:fill="F8F9FC" w:color="auto" w:val="clear"/>
+          </w:tcPr>
+          <w:p>
+            <w:pPr>
+              <w:spacing w:after="40" w:before="40"/>
+            </w:pPr>
+            <w:r>
+              <w:rPr>
+                <w:rFonts w:ascii="Trebuchet MS" w:cs="Trebuchet MS" w:eastAsia="Trebuchet MS" w:hAnsi="Trebuchet MS"/>
+                <w:b w:val="false"/>
+                <w:bCs w:val="false"/>
+                <w:color w:val="1F2833"/>
+                <w:sz w:val="18"/>
+                <w:szCs w:val="18"/>
+              </w:rPr>
+              <w:t xml:space="preserve">Community sessions</w:t>
+            </w:r>
+          </w:p>
+        </w:tc>
+        <w:tc>
+          <w:tcPr>
+            <w:tcW w:type="dxa" w:w="3000"/>
+            <w:shd w:fill="F8F9FC" w:color="auto" w:val="clear"/>
+          </w:tcPr>
+          <w:p>
+            <w:pPr>
+              <w:spacing w:after="40" w:before="40"/>
+            </w:pPr>
+            <w:r>
+              <w:rPr>
+                <w:rFonts w:ascii="Trebuchet MS" w:cs="Trebuchet MS" w:eastAsia="Trebuchet MS" w:hAnsi="Trebuchet MS"/>
+                <w:b w:val="false"/>
+                <w:bCs w:val="false"/>
+                <w:color w:val="1F2833"/>
+                <w:sz w:val="18"/>
+                <w:szCs w:val="18"/>
+              </w:rPr>
+              <w:t xml:space="preserve">1 Sunday/month: update workshops. 1 Saturday/month: live AI clinics</w:t>
+            </w:r>
+          </w:p>
+        </w:tc>
+      </w:tr>
+      <w:tr>
+        <w:tc>
+          <w:tcPr>
+            <w:tcW w:type="dxa" w:w="3000"/>
+          </w:tcPr>
+          <w:p>
+            <w:pPr>
+              <w:spacing w:after="40" w:before="40"/>
+            </w:pPr>
+            <w:r>
+              <w:rPr>
+                <w:rFonts w:ascii="Trebuchet MS" w:cs="Trebuchet MS" w:eastAsia="Trebuchet MS" w:hAnsi="Trebuchet MS"/>
+                <w:b w:val="false"/>
+                <w:bCs w:val="false"/>
+                <w:color w:val="1F2833"/>
+                <w:sz w:val="18"/>
+                <w:szCs w:val="18"/>
+              </w:rPr>
+              <w:t xml:space="preserve">9</w:t>
+            </w:r>
+          </w:p>
+        </w:tc>
+        <w:tc>
+          <w:tcPr>
+            <w:tcW w:type="dxa" w:w="3000"/>
+          </w:tcPr>
+          <w:p>
+            <w:pPr>
+              <w:spacing w:after="40" w:before="40"/>
+            </w:pPr>
+            <w:r>
+              <w:rPr>
+                <w:rFonts w:ascii="Trebuchet MS" w:cs="Trebuchet MS" w:eastAsia="Trebuchet MS" w:hAnsi="Trebuchet MS"/>
+                <w:b w:val="false"/>
+                <w:bCs w:val="false"/>
+                <w:color w:val="1F2833"/>
+                <w:sz w:val="18"/>
+                <w:szCs w:val="18"/>
+              </w:rPr>
+              <w:t xml:space="preserve">Optional Masterclass</w:t>
+            </w:r>
+          </w:p>
+        </w:tc>
+        <w:tc>
+          <w:tcPr>
+            <w:tcW w:type="dxa" w:w="3000"/>
+          </w:tcPr>
+          <w:p>
+            <w:pPr>
+              <w:spacing w:after="40" w:before="40"/>
+            </w:pPr>
+            <w:r>
+              <w:rPr>
+                <w:rFonts w:ascii="Trebuchet MS" w:cs="Trebuchet MS" w:eastAsia="Trebuchet MS" w:hAnsi="Trebuchet MS"/>
+                <w:b w:val="false"/>
+                <w:bCs w:val="false"/>
+                <w:color w:val="1F2833"/>
+                <w:sz w:val="18"/>
+                <w:szCs w:val="18"/>
+              </w:rPr>
+              <w:t xml:space="preserve">"AI: what is happening and how to take advantage" (Monday April 6, 7PM, 2h)</w:t>
+            </w:r>
+          </w:p>
+        </w:tc>
+      </w:tr>
     </w:tbl>
     <w:p>
       <w:pPr>
@@ -841,7 +974,7 @@
           <w:sz w:val="20"/>
           <w:szCs w:val="20"/>
         </w:rPr>
-        <w:t xml:space="preserve">Format: Solo (1:1), Duo (2) or Trio (3). Duration: 20h over 4-10 weeks.</w:t>
+        <w:t xml:space="preserve">Format: Solo (1:1), Duo (2) or Trio (3). Total duration: up to 25h (2h masterclass + 3h workshop + 20h CAO).</w:t>
       </w:r>
     </w:p>
     <w:p>
